--- a/ProMate/Prace_ProMate.docx
+++ b/ProMate/Prace_ProMate.docx
@@ -24,8 +24,14 @@
           <w:ilvl w:val="0"/>
           <w:numId w:val="2"/>
         </w:numPr>
-      </w:pPr>
-      <w:r>
+        <w:rPr>
+          <w:color w:val="4EA72E" w:themeColor="accent6"/>
+        </w:rPr>
+      </w:pPr>
+      <w:r>
+        <w:rPr>
+          <w:color w:val="4EA72E" w:themeColor="accent6"/>
+        </w:rPr>
         <w:t>Import nowych zamówień z db SoftLab do db ProMate.</w:t>
       </w:r>
     </w:p>
@@ -36,9 +42,29 @@
           <w:ilvl w:val="0"/>
           <w:numId w:val="2"/>
         </w:numPr>
-      </w:pPr>
-      <w:r>
-        <w:t>Założenie folderu „Zamównienie … „ na dysku Produkcji.</w:t>
+        <w:rPr>
+          <w:color w:val="4EA72E" w:themeColor="accent6"/>
+        </w:rPr>
+      </w:pPr>
+      <w:r>
+        <w:rPr>
+          <w:color w:val="4EA72E" w:themeColor="accent6"/>
+        </w:rPr>
+        <w:t>Założenie folderu „</w:t>
+      </w:r>
+      <w:proofErr w:type="spellStart"/>
+      <w:r>
+        <w:rPr>
+          <w:color w:val="4EA72E" w:themeColor="accent6"/>
+        </w:rPr>
+        <w:t>Zamównienie</w:t>
+      </w:r>
+      <w:proofErr w:type="spellEnd"/>
+      <w:r>
+        <w:rPr>
+          <w:color w:val="4EA72E" w:themeColor="accent6"/>
+        </w:rPr>
+        <w:t xml:space="preserve"> … „ na dysku Produkcji.</w:t>
       </w:r>
     </w:p>
     <w:p>
@@ -48,8 +74,14 @@
           <w:ilvl w:val="0"/>
           <w:numId w:val="2"/>
         </w:numPr>
-      </w:pPr>
-      <w:r>
+        <w:rPr>
+          <w:color w:val="4EA72E" w:themeColor="accent6"/>
+        </w:rPr>
+      </w:pPr>
+      <w:r>
+        <w:rPr>
+          <w:color w:val="4EA72E" w:themeColor="accent6"/>
+        </w:rPr>
         <w:t>Przekopiowanie rysunków detali do tego folderu.</w:t>
       </w:r>
     </w:p>
@@ -60,8 +92,14 @@
           <w:ilvl w:val="0"/>
           <w:numId w:val="2"/>
         </w:numPr>
-      </w:pPr>
-      <w:r>
+        <w:rPr>
+          <w:color w:val="4EA72E" w:themeColor="accent6"/>
+        </w:rPr>
+      </w:pPr>
+      <w:r>
+        <w:rPr>
+          <w:color w:val="4EA72E" w:themeColor="accent6"/>
+        </w:rPr>
         <w:t>Technolodzy wpisują szacowane czasu i określają kolejność operacji.</w:t>
       </w:r>
     </w:p>
@@ -72,8 +110,14 @@
           <w:ilvl w:val="0"/>
           <w:numId w:val="2"/>
         </w:numPr>
-      </w:pPr>
-      <w:r>
+        <w:rPr>
+          <w:color w:val="4EA72E" w:themeColor="accent6"/>
+        </w:rPr>
+      </w:pPr>
+      <w:r>
+        <w:rPr>
+          <w:color w:val="4EA72E" w:themeColor="accent6"/>
+        </w:rPr>
         <w:t>Dopisanie do Karty Detalu (ilość, numer projektu??, itp.)</w:t>
       </w:r>
     </w:p>
@@ -117,161 +161,105 @@
     </w:p>
     <w:p>
       <w:pPr>
-        <w:pStyle w:val="Akapitzlist"/>
-        <w:numPr>
-          <w:ilvl w:val="0"/>
-          <w:numId w:val="3"/>
-        </w:numPr>
-      </w:pPr>
-      <w:r>
-        <w:t>Z1 - Nowe zamówienie z SoftLab</w:t>
-      </w:r>
-    </w:p>
-    <w:p>
-      <w:pPr>
-        <w:pStyle w:val="Akapitzlist"/>
-        <w:numPr>
-          <w:ilvl w:val="0"/>
-          <w:numId w:val="3"/>
-        </w:numPr>
-      </w:pPr>
-      <w:r>
-        <w:t>Z2 - Założono folder i przekopiowano rysunki</w:t>
-      </w:r>
-    </w:p>
-    <w:p>
-      <w:pPr>
-        <w:pStyle w:val="Akapitzlist"/>
-        <w:numPr>
-          <w:ilvl w:val="0"/>
-          <w:numId w:val="3"/>
-        </w:numPr>
-      </w:pPr>
-      <w:r>
-        <w:t>Z3  - Skończone przez technologów</w:t>
-      </w:r>
-    </w:p>
-    <w:p>
-      <w:pPr>
-        <w:pStyle w:val="Akapitzlist"/>
-        <w:numPr>
-          <w:ilvl w:val="0"/>
-          <w:numId w:val="3"/>
-        </w:numPr>
-      </w:pPr>
-      <w:r>
-        <w:t>Z4 - Dopisanie do karty detali (ilość, numer zlecenia, termin realizacji)</w:t>
-      </w:r>
-    </w:p>
-    <w:p>
-      <w:pPr>
-        <w:pStyle w:val="Akapitzlist"/>
-        <w:numPr>
-          <w:ilvl w:val="0"/>
-          <w:numId w:val="3"/>
-        </w:numPr>
-      </w:pPr>
-      <w:r>
-        <w:t>Z5 - Wydrukowanie Karty Detalu</w:t>
-      </w:r>
-    </w:p>
-    <w:p>
-      <w:pPr>
-        <w:pStyle w:val="Akapitzlist"/>
-        <w:numPr>
-          <w:ilvl w:val="0"/>
-          <w:numId w:val="3"/>
-        </w:numPr>
-      </w:pPr>
-      <w:r>
-        <w:t>Z</w:t>
-      </w:r>
-      <w:r>
-        <w:t>6</w:t>
-      </w:r>
-      <w:r>
-        <w:t xml:space="preserve"> – </w:t>
-      </w:r>
-      <w:r>
+        <w:spacing w:line="276" w:lineRule="auto"/>
+      </w:pPr>
+      <w:r>
+        <w:t>Z1</w:t>
+      </w:r>
+      <w:r>
+        <w:tab/>
+        <w:t>Nowe zamówienie z SoftLab</w:t>
+      </w:r>
+    </w:p>
+    <w:p>
+      <w:pPr>
+        <w:spacing w:line="276" w:lineRule="auto"/>
+      </w:pPr>
+      <w:r>
+        <w:t>Z2</w:t>
+      </w:r>
+      <w:r>
+        <w:tab/>
+        <w:t>Założono folder i przekopiowano rysunki</w:t>
+      </w:r>
+    </w:p>
+    <w:p>
+      <w:pPr>
+        <w:spacing w:line="276" w:lineRule="auto"/>
+      </w:pPr>
+      <w:r>
+        <w:t>Z3</w:t>
+      </w:r>
+      <w:r>
+        <w:tab/>
+        <w:t>Skończone przez technologów</w:t>
+      </w:r>
+    </w:p>
+    <w:p>
+      <w:pPr>
+        <w:spacing w:line="276" w:lineRule="auto"/>
+      </w:pPr>
+      <w:r>
+        <w:t>Z4</w:t>
+      </w:r>
+      <w:r>
+        <w:tab/>
         <w:t>Gotowe do produkcji</w:t>
       </w:r>
-      <w:r>
-        <w:t xml:space="preserve"> </w:t>
-      </w:r>
-    </w:p>
-    <w:p>
-      <w:pPr>
-        <w:pStyle w:val="Akapitzlist"/>
-        <w:numPr>
-          <w:ilvl w:val="0"/>
-          <w:numId w:val="3"/>
-        </w:numPr>
-      </w:pPr>
-      <w:r>
-        <w:t>Z7 – Zaczęto produkcje</w:t>
-      </w:r>
-    </w:p>
-    <w:p>
-      <w:pPr>
-        <w:pStyle w:val="Akapitzlist"/>
-        <w:numPr>
-          <w:ilvl w:val="0"/>
-          <w:numId w:val="3"/>
-        </w:numPr>
-      </w:pPr>
-      <w:r>
-        <w:t>Z</w:t>
-      </w:r>
-      <w:r>
-        <w:t>8</w:t>
-      </w:r>
-      <w:r>
-        <w:t xml:space="preserve"> – </w:t>
-      </w:r>
-      <w:r>
-        <w:t>S</w:t>
-      </w:r>
-      <w:r>
-        <w:t>kończono produkcję</w:t>
-      </w:r>
-    </w:p>
-    <w:p>
-      <w:pPr>
-        <w:pStyle w:val="Akapitzlist"/>
-        <w:numPr>
-          <w:ilvl w:val="0"/>
-          <w:numId w:val="3"/>
-        </w:numPr>
-      </w:pPr>
-      <w:r>
-        <w:t>Z9 – Komplet danych poprodukcyjnych</w:t>
-      </w:r>
-    </w:p>
-    <w:p>
-      <w:pPr>
-        <w:pStyle w:val="Akapitzlist"/>
-        <w:numPr>
-          <w:ilvl w:val="0"/>
-          <w:numId w:val="3"/>
-        </w:numPr>
-      </w:pPr>
-      <w:r>
-        <w:t>Z1</w:t>
-      </w:r>
-      <w:r>
-        <w:t>0</w:t>
-      </w:r>
-      <w:r>
-        <w:t xml:space="preserve"> – </w:t>
-      </w:r>
-      <w:r>
-        <w:t>W</w:t>
-      </w:r>
-      <w:r>
-        <w:t>pisano dane do SoftLab</w:t>
-      </w:r>
-    </w:p>
-    <w:p/>
+    </w:p>
+    <w:p>
+      <w:pPr>
+        <w:spacing w:line="276" w:lineRule="auto"/>
+      </w:pPr>
+      <w:r>
+        <w:t>Z5</w:t>
+      </w:r>
+      <w:r>
+        <w:tab/>
+        <w:t>Zaczęto produkcję</w:t>
+      </w:r>
+    </w:p>
+    <w:p>
+      <w:pPr>
+        <w:spacing w:line="276" w:lineRule="auto"/>
+      </w:pPr>
+      <w:r>
+        <w:t>Z6</w:t>
+      </w:r>
+      <w:r>
+        <w:tab/>
+        <w:t>Skończono produkcję</w:t>
+      </w:r>
+    </w:p>
+    <w:p>
+      <w:pPr>
+        <w:spacing w:line="276" w:lineRule="auto"/>
+      </w:pPr>
+      <w:r>
+        <w:t>Z7</w:t>
+      </w:r>
+      <w:r>
+        <w:tab/>
+        <w:t>Komplet danych poprodukcyjnych</w:t>
+      </w:r>
+    </w:p>
+    <w:p>
+      <w:pPr>
+        <w:spacing w:line="276" w:lineRule="auto"/>
+      </w:pPr>
+      <w:r>
+        <w:t>Z8</w:t>
+      </w:r>
+      <w:r>
+        <w:tab/>
+        <w:t>Wpisano dane do SoftLab</w:t>
+      </w:r>
+    </w:p>
+    <w:p>
+      <w:pPr>
+        <w:spacing w:line="276" w:lineRule="auto"/>
+      </w:pPr>
+    </w:p>
     <w:p>
       <w:pPr>
         <w:rPr>
@@ -289,95 +277,117 @@
     </w:p>
     <w:p>
       <w:pPr>
-        <w:pStyle w:val="Akapitzlist"/>
-        <w:numPr>
-          <w:ilvl w:val="0"/>
-          <w:numId w:val="6"/>
-        </w:numPr>
-      </w:pPr>
-      <w:r>
-        <w:t>D1 - Nowy Detal</w:t>
-      </w:r>
-    </w:p>
-    <w:p>
-      <w:pPr>
-        <w:pStyle w:val="Akapitzlist"/>
-        <w:numPr>
-          <w:ilvl w:val="0"/>
-          <w:numId w:val="6"/>
-        </w:numPr>
-      </w:pPr>
-      <w:r>
-        <w:t>D2 - Gotowy dla Technologów</w:t>
-      </w:r>
-    </w:p>
-    <w:p>
-      <w:pPr>
-        <w:pStyle w:val="Akapitzlist"/>
-        <w:numPr>
-          <w:ilvl w:val="0"/>
-          <w:numId w:val="6"/>
-        </w:numPr>
-      </w:pPr>
-      <w:r>
-        <w:t>D3 - Przypisane czasy operacji, wymiary i kooperacje</w:t>
-      </w:r>
-    </w:p>
-    <w:p>
-      <w:pPr>
-        <w:pStyle w:val="Akapitzlist"/>
-        <w:numPr>
-          <w:ilvl w:val="0"/>
-          <w:numId w:val="6"/>
-        </w:numPr>
-      </w:pPr>
-      <w:r>
-        <w:t>D</w:t>
-      </w:r>
-      <w:r>
-        <w:t>4</w:t>
-      </w:r>
-      <w:r>
-        <w:t xml:space="preserve"> - Gotowe do Produkcji </w:t>
-      </w:r>
-    </w:p>
-    <w:p>
-      <w:pPr>
-        <w:pStyle w:val="Akapitzlist"/>
-        <w:numPr>
-          <w:ilvl w:val="0"/>
-          <w:numId w:val="6"/>
-        </w:numPr>
-      </w:pPr>
-      <w:r>
-        <w:t>D</w:t>
-      </w:r>
-      <w:r>
-        <w:t>5</w:t>
-      </w:r>
-      <w:r>
-        <w:t xml:space="preserve"> - W trakcie produkcji</w:t>
-      </w:r>
-    </w:p>
-    <w:p>
-      <w:pPr>
-        <w:pStyle w:val="Akapitzlist"/>
-        <w:numPr>
-          <w:ilvl w:val="0"/>
-          <w:numId w:val="6"/>
-        </w:numPr>
-      </w:pPr>
-      <w:r>
-        <w:t>D</w:t>
-      </w:r>
-      <w:r>
-        <w:t>6</w:t>
-      </w:r>
-      <w:r>
-        <w:t xml:space="preserve"> - Detal skończony</w:t>
-      </w:r>
-    </w:p>
-    <w:p/>
+        <w:spacing w:line="276" w:lineRule="auto"/>
+      </w:pPr>
+      <w:r>
+        <w:t>D1</w:t>
+      </w:r>
+      <w:r>
+        <w:tab/>
+        <w:t>Nowy Detal</w:t>
+      </w:r>
+    </w:p>
+    <w:p>
+      <w:pPr>
+        <w:spacing w:line="276" w:lineRule="auto"/>
+      </w:pPr>
+      <w:r>
+        <w:t>D2</w:t>
+      </w:r>
+      <w:r>
+        <w:tab/>
+        <w:t>Gotowy dla Technologów</w:t>
+      </w:r>
+    </w:p>
+    <w:p>
+      <w:pPr>
+        <w:spacing w:line="276" w:lineRule="auto"/>
+      </w:pPr>
+      <w:r>
+        <w:t>D3</w:t>
+      </w:r>
+      <w:r>
+        <w:tab/>
+        <w:t>Przypisane czasy operacji, wymiary i kooperacje</w:t>
+      </w:r>
+    </w:p>
+    <w:p>
+      <w:pPr>
+        <w:spacing w:line="276" w:lineRule="auto"/>
+      </w:pPr>
+      <w:r>
+        <w:t>D4</w:t>
+      </w:r>
+      <w:r>
+        <w:tab/>
+        <w:t>Dopisanie do karty detali (ilość, numer zlecenia, termin realizacji)</w:t>
+      </w:r>
+    </w:p>
+    <w:p>
+      <w:pPr>
+        <w:spacing w:line="276" w:lineRule="auto"/>
+      </w:pPr>
+      <w:r>
+        <w:t>D5</w:t>
+      </w:r>
+      <w:r>
+        <w:tab/>
+        <w:t>Wydrukowanie Karty Detalu</w:t>
+      </w:r>
+    </w:p>
+    <w:p>
+      <w:pPr>
+        <w:spacing w:line="276" w:lineRule="auto"/>
+      </w:pPr>
+      <w:r>
+        <w:t>D6</w:t>
+      </w:r>
+      <w:r>
+        <w:tab/>
+        <w:t>Gotowe do Produkcji</w:t>
+      </w:r>
+    </w:p>
+    <w:p>
+      <w:pPr>
+        <w:spacing w:line="276" w:lineRule="auto"/>
+      </w:pPr>
+      <w:r>
+        <w:t>D7</w:t>
+      </w:r>
+      <w:r>
+        <w:tab/>
+        <w:t>W trakcie produkcji</w:t>
+      </w:r>
+    </w:p>
+    <w:p>
+      <w:pPr>
+        <w:spacing w:line="276" w:lineRule="auto"/>
+      </w:pPr>
+      <w:r>
+        <w:t>D8</w:t>
+      </w:r>
+      <w:r>
+        <w:tab/>
+        <w:t>Detal skończony</w:t>
+      </w:r>
+    </w:p>
+    <w:p>
+      <w:pPr>
+        <w:spacing w:line="276" w:lineRule="auto"/>
+      </w:pPr>
+      <w:r>
+        <w:t>D9</w:t>
+      </w:r>
+      <w:r>
+        <w:tab/>
+        <w:t>Komplet danych poprodukcyjnych</w:t>
+      </w:r>
+    </w:p>
+    <w:p>
+      <w:pPr>
+        <w:spacing w:line="276" w:lineRule="auto"/>
+      </w:pPr>
+    </w:p>
     <w:p>
       <w:pPr>
         <w:rPr>
@@ -390,6 +400,7 @@
           <w:b/>
           <w:bCs/>
         </w:rPr>
+        <w:lastRenderedPageBreak/>
         <w:t>Operacje:</w:t>
       </w:r>
     </w:p>
@@ -433,7 +444,6 @@
     <w:p/>
     <w:p>
       <w:r>
-        <w:lastRenderedPageBreak/>
         <w:t>Informacje z bazy:</w:t>
       </w:r>
     </w:p>
@@ -475,6 +485,81 @@
     </w:p>
     <w:p/>
     <w:p/>
+    <w:p/>
+    <w:p>
+      <w:r>
+        <w:t>To Do:</w:t>
+      </w:r>
+    </w:p>
+    <w:p>
+      <w:pPr>
+        <w:pStyle w:val="Akapitzlist"/>
+        <w:numPr>
+          <w:ilvl w:val="0"/>
+          <w:numId w:val="9"/>
+        </w:numPr>
+      </w:pPr>
+      <w:r>
+        <w:t>Materiał i kooperacje w Excel Technologów (muszą wybrać z listy)</w:t>
+      </w:r>
+    </w:p>
+    <w:p>
+      <w:pPr>
+        <w:pStyle w:val="Akapitzlist"/>
+        <w:numPr>
+          <w:ilvl w:val="0"/>
+          <w:numId w:val="9"/>
+        </w:numPr>
+      </w:pPr>
+      <w:r>
+        <w:t>Panel handlówka</w:t>
+      </w:r>
+    </w:p>
+    <w:p>
+      <w:pPr>
+        <w:pStyle w:val="Akapitzlist"/>
+        <w:numPr>
+          <w:ilvl w:val="0"/>
+          <w:numId w:val="9"/>
+        </w:numPr>
+      </w:pPr>
+      <w:r>
+        <w:t>Logowanie</w:t>
+      </w:r>
+    </w:p>
+    <w:p>
+      <w:pPr>
+        <w:pStyle w:val="Akapitzlist"/>
+        <w:numPr>
+          <w:ilvl w:val="0"/>
+          <w:numId w:val="9"/>
+        </w:numPr>
+      </w:pPr>
+      <w:r>
+        <w:t>Panel detalu</w:t>
+      </w:r>
+    </w:p>
+    <w:p>
+      <w:pPr>
+        <w:pStyle w:val="Akapitzlist"/>
+        <w:numPr>
+          <w:ilvl w:val="0"/>
+          <w:numId w:val="9"/>
+        </w:numPr>
+      </w:pPr>
+      <w:r>
+        <w:t>Panel Materiału i Kooperacji</w:t>
+      </w:r>
+    </w:p>
+    <w:p>
+      <w:pPr>
+        <w:pStyle w:val="Akapitzlist"/>
+        <w:numPr>
+          <w:ilvl w:val="0"/>
+          <w:numId w:val="9"/>
+        </w:numPr>
+      </w:pPr>
+    </w:p>
     <w:sectPr>
       <w:pgSz w:w="11906" w:h="16838"/>
       <w:pgMar w:top="1417" w:right="1417" w:bottom="1417" w:left="1417" w:header="708" w:footer="708" w:gutter="0"/>
@@ -841,6 +926,119 @@
     </w:lvl>
   </w:abstractNum>
   <w:abstractNum w:abstractNumId="4" w15:restartNumberingAfterBreak="0">
+    <w:nsid w:val="36CD268C"/>
+    <w:multiLevelType w:val="hybridMultilevel"/>
+    <w:tmpl w:val="23E0D548"/>
+    <w:lvl w:ilvl="0" w:tplc="04150001">
+      <w:start w:val="1"/>
+      <w:numFmt w:val="bullet"/>
+      <w:lvlText w:val=""/>
+      <w:lvlJc w:val="left"/>
+      <w:pPr>
+        <w:ind w:left="720" w:hanging="360"/>
+      </w:pPr>
+      <w:rPr>
+        <w:rFonts w:ascii="Symbol" w:hAnsi="Symbol" w:hint="default"/>
+      </w:rPr>
+    </w:lvl>
+    <w:lvl w:ilvl="1" w:tplc="04150003" w:tentative="1">
+      <w:start w:val="1"/>
+      <w:numFmt w:val="bullet"/>
+      <w:lvlText w:val="o"/>
+      <w:lvlJc w:val="left"/>
+      <w:pPr>
+        <w:ind w:left="1440" w:hanging="360"/>
+      </w:pPr>
+      <w:rPr>
+        <w:rFonts w:ascii="Courier New" w:hAnsi="Courier New" w:cs="Courier New" w:hint="default"/>
+      </w:rPr>
+    </w:lvl>
+    <w:lvl w:ilvl="2" w:tplc="04150005" w:tentative="1">
+      <w:start w:val="1"/>
+      <w:numFmt w:val="bullet"/>
+      <w:lvlText w:val=""/>
+      <w:lvlJc w:val="left"/>
+      <w:pPr>
+        <w:ind w:left="2160" w:hanging="360"/>
+      </w:pPr>
+      <w:rPr>
+        <w:rFonts w:ascii="Wingdings" w:hAnsi="Wingdings" w:hint="default"/>
+      </w:rPr>
+    </w:lvl>
+    <w:lvl w:ilvl="3" w:tplc="04150001" w:tentative="1">
+      <w:start w:val="1"/>
+      <w:numFmt w:val="bullet"/>
+      <w:lvlText w:val=""/>
+      <w:lvlJc w:val="left"/>
+      <w:pPr>
+        <w:ind w:left="2880" w:hanging="360"/>
+      </w:pPr>
+      <w:rPr>
+        <w:rFonts w:ascii="Symbol" w:hAnsi="Symbol" w:hint="default"/>
+      </w:rPr>
+    </w:lvl>
+    <w:lvl w:ilvl="4" w:tplc="04150003" w:tentative="1">
+      <w:start w:val="1"/>
+      <w:numFmt w:val="bullet"/>
+      <w:lvlText w:val="o"/>
+      <w:lvlJc w:val="left"/>
+      <w:pPr>
+        <w:ind w:left="3600" w:hanging="360"/>
+      </w:pPr>
+      <w:rPr>
+        <w:rFonts w:ascii="Courier New" w:hAnsi="Courier New" w:cs="Courier New" w:hint="default"/>
+      </w:rPr>
+    </w:lvl>
+    <w:lvl w:ilvl="5" w:tplc="04150005" w:tentative="1">
+      <w:start w:val="1"/>
+      <w:numFmt w:val="bullet"/>
+      <w:lvlText w:val=""/>
+      <w:lvlJc w:val="left"/>
+      <w:pPr>
+        <w:ind w:left="4320" w:hanging="360"/>
+      </w:pPr>
+      <w:rPr>
+        <w:rFonts w:ascii="Wingdings" w:hAnsi="Wingdings" w:hint="default"/>
+      </w:rPr>
+    </w:lvl>
+    <w:lvl w:ilvl="6" w:tplc="04150001" w:tentative="1">
+      <w:start w:val="1"/>
+      <w:numFmt w:val="bullet"/>
+      <w:lvlText w:val=""/>
+      <w:lvlJc w:val="left"/>
+      <w:pPr>
+        <w:ind w:left="5040" w:hanging="360"/>
+      </w:pPr>
+      <w:rPr>
+        <w:rFonts w:ascii="Symbol" w:hAnsi="Symbol" w:hint="default"/>
+      </w:rPr>
+    </w:lvl>
+    <w:lvl w:ilvl="7" w:tplc="04150003" w:tentative="1">
+      <w:start w:val="1"/>
+      <w:numFmt w:val="bullet"/>
+      <w:lvlText w:val="o"/>
+      <w:lvlJc w:val="left"/>
+      <w:pPr>
+        <w:ind w:left="5760" w:hanging="360"/>
+      </w:pPr>
+      <w:rPr>
+        <w:rFonts w:ascii="Courier New" w:hAnsi="Courier New" w:cs="Courier New" w:hint="default"/>
+      </w:rPr>
+    </w:lvl>
+    <w:lvl w:ilvl="8" w:tplc="04150005" w:tentative="1">
+      <w:start w:val="1"/>
+      <w:numFmt w:val="bullet"/>
+      <w:lvlText w:val=""/>
+      <w:lvlJc w:val="left"/>
+      <w:pPr>
+        <w:ind w:left="6480" w:hanging="360"/>
+      </w:pPr>
+      <w:rPr>
+        <w:rFonts w:ascii="Wingdings" w:hAnsi="Wingdings" w:hint="default"/>
+      </w:rPr>
+    </w:lvl>
+  </w:abstractNum>
+  <w:abstractNum w:abstractNumId="5" w15:restartNumberingAfterBreak="0">
     <w:nsid w:val="55D80471"/>
     <w:multiLevelType w:val="hybridMultilevel"/>
     <w:tmpl w:val="F11EB9AC"/>
@@ -929,7 +1127,7 @@
       </w:pPr>
     </w:lvl>
   </w:abstractNum>
-  <w:abstractNum w:abstractNumId="5" w15:restartNumberingAfterBreak="0">
+  <w:abstractNum w:abstractNumId="6" w15:restartNumberingAfterBreak="0">
     <w:nsid w:val="5652527D"/>
     <w:multiLevelType w:val="hybridMultilevel"/>
     <w:tmpl w:val="33605EF6"/>
@@ -1018,7 +1216,7 @@
       </w:pPr>
     </w:lvl>
   </w:abstractNum>
-  <w:abstractNum w:abstractNumId="6" w15:restartNumberingAfterBreak="0">
+  <w:abstractNum w:abstractNumId="7" w15:restartNumberingAfterBreak="0">
     <w:nsid w:val="75BA245E"/>
     <w:multiLevelType w:val="hybridMultilevel"/>
     <w:tmpl w:val="105E5B2C"/>
@@ -1107,7 +1305,7 @@
       </w:pPr>
     </w:lvl>
   </w:abstractNum>
-  <w:abstractNum w:abstractNumId="7" w15:restartNumberingAfterBreak="0">
+  <w:abstractNum w:abstractNumId="8" w15:restartNumberingAfterBreak="0">
     <w:nsid w:val="77A838C1"/>
     <w:multiLevelType w:val="hybridMultilevel"/>
     <w:tmpl w:val="24A8B180"/>
@@ -1194,10 +1392,10 @@
     </w:lvl>
   </w:abstractNum>
   <w:num w:numId="1" w16cid:durableId="671298606">
-    <w:abstractNumId w:val="6"/>
+    <w:abstractNumId w:val="7"/>
   </w:num>
   <w:num w:numId="2" w16cid:durableId="1016807837">
-    <w:abstractNumId w:val="7"/>
+    <w:abstractNumId w:val="8"/>
   </w:num>
   <w:num w:numId="3" w16cid:durableId="1606112035">
     <w:abstractNumId w:val="2"/>
@@ -1206,7 +1404,7 @@
     <w:abstractNumId w:val="0"/>
   </w:num>
   <w:num w:numId="5" w16cid:durableId="1606379437">
-    <w:abstractNumId w:val="4"/>
+    <w:abstractNumId w:val="5"/>
   </w:num>
   <w:num w:numId="6" w16cid:durableId="1223444972">
     <w:abstractNumId w:val="3"/>
@@ -1215,7 +1413,10 @@
     <w:abstractNumId w:val="1"/>
   </w:num>
   <w:num w:numId="8" w16cid:durableId="1665988">
-    <w:abstractNumId w:val="5"/>
+    <w:abstractNumId w:val="6"/>
+  </w:num>
+  <w:num w:numId="9" w16cid:durableId="1028262019">
+    <w:abstractNumId w:val="4"/>
   </w:num>
 </w:numbering>
 </file>
